--- a/az/scientists/CV/Word/Applebaum_Mark_CV_AZ.docx
+++ b/az/scientists/CV/Word/Applebaum_Mark_CV_AZ.docx
@@ -501,7 +501,7 @@
           <w:sz w:val="21"/>
           <w:szCs w:val="21"/>
         </w:rPr>
-        <w:t>Mark Applebaum 2018-ci ildən Kaye Akademik Təhsil Kollecində riyaziyyat və riyaziyyatın tədrisi departamentində dosentdir. CV bu rütbəni Associated Professor yazır. 1981–1986-cı illərdə Kirov adına Azərbaycan Dövlət Universitetində magistr, 1996–2001-ci illərdə Azərbaycan Dövlət Pedaqoji Universitetində PhD dərəcəsi alıb. Dissertasiya sorğu əsaslı məsələlər ideyası ilə riyaziyyatın tədrisidir. Elmi rəhbər Peter Samovol-dur. 2006–2007-ci illərdə Hayfa Universitetində Roza Leikinlə postdoktorant olub. Kaye-də inteqrativ STEM üzrə MEd proqramına və Tədqiqat və Qiymətləndirmə İdarəsinə rəhbərlik edir.</w:t>
+        <w:t>Mark Applebaum 2018-ci ildən Kaye Akademik Təhsil Kollecində riyaziyyat və riyaziyyatın tədrisi departamentində dosentdir. Bu rütbəni Associated Professor yazır. 1981–1986-cı illərdə Kirov adına Azərbaycan Dövlət Universitetində magistr, 1996–2001-ci illərdə Azərbaycan Dövlət Pedaqoji Universitetində PhD dərəcəsi alıb. Dissertasiya sorğu əsaslı məsələlər ideyası ilə riyaziyyatın tədrisidir. Elmi rəhbər Peter Samovol-dur. 2006–2007-ci illərdə Hayfa Universitetində Roza Leikinlə postdoktorant olub. Kaye-də inteqrativ STEM üzrə MEd proqramına və Tədqiqat və Qiymətləndirmə İdarəsinə rəhbərlik edir.</w:t>
       </w:r>
     </w:p>
     <w:p>
@@ -1256,7 +1256,7 @@
                 <w:sz w:val="21"/>
                 <w:szCs w:val="21"/>
               </w:rPr>
-              <w:t>CV-də Associated Professor yazılıb</w:t>
+              <w:t>Associate Professor</w:t>
             </w:r>
           </w:p>
         </w:tc>
@@ -4550,25 +4550,23 @@
           <w:sz w:val="21"/>
           <w:szCs w:val="21"/>
         </w:rPr>
-        <w:t xml:space="preserve">1. Samovol, P. , &amp; </w:t>
-      </w:r>
-      <w:r>
-        <w:rPr>
-          <w:rFonts w:ascii="Times New Roman" w:cs="Times New Roman" w:eastAsia="Times New Roman" w:hAnsi="Times New Roman"/>
-          <w:b/>
-          <w:bCs/>
-          <w:sz w:val="21"/>
-          <w:szCs w:val="21"/>
-        </w:rPr>
-        <w:t>Applebaum, M.</w:t>
-      </w:r>
-      <w:r>
-        <w:rPr>
-          <w:rFonts w:ascii="Times New Roman" w:cs="Times New Roman" w:eastAsia="Times New Roman" w:hAnsi="Times New Roman"/>
-          <w:sz w:val="21"/>
-          <w:szCs w:val="21"/>
-        </w:rPr>
-        <w:t xml:space="preserve"> (2001). Mathematics mistakes of students: Training potential, Proceedings of the 1st International Virtual Conference: Opening Gates in Teacher Education, Mofet Institute, Israel.</w:t>
+        <w:t>1. Samovol, P., &amp; Applebaum, M. (2001). Mathematics mistakes of students: Training potential, Proceedings of the 1st International Virtual Conference: Opening Gates in Teacher Education, Mofet Institute, Israel.</w:t>
+      </w:r>
+      <w:r>
+        <w:rPr>
+          <w:rFonts w:ascii="Times New Roman" w:cs="Times New Roman" w:eastAsia="Times New Roman" w:hAnsi="Times New Roman"/>
+          <w:b/>
+          <w:bCs/>
+          <w:sz w:val="21"/>
+          <w:szCs w:val="21"/>
+        </w:rPr>
+      </w:r>
+      <w:r>
+        <w:rPr>
+          <w:rFonts w:ascii="Times New Roman" w:cs="Times New Roman" w:eastAsia="Times New Roman" w:hAnsi="Times New Roman"/>
+          <w:sz w:val="21"/>
+          <w:szCs w:val="21"/>
+        </w:rPr>
       </w:r>
     </w:p>
     <w:p>
